--- a/documents/live_market_test_2026-09-30/watch_061e136ccf4e01b51b_tsfp_project_supervisor_tailored_cv.docx
+++ b/documents/live_market_test_2026-09-30/watch_061e136ccf4e01b51b_tsfp_project_supervisor_tailored_cv.docx
@@ -80,7 +80,7 @@
               <w:ind w:left="202" w:hanging="144"/>
             </w:pPr>
             <w:r>
-              <w:t>• Provincial &amp; Ministry of Public Health Stakeholder Coordination</w:t>
+              <w:t>• HMIS / DHIS2 Reporting &amp; Data Quality</w:t>
             </w:r>
           </w:p>
           <w:p>
@@ -89,7 +89,7 @@
               <w:ind w:left="202" w:hanging="144"/>
             </w:pPr>
             <w:r>
-              <w:t>• HMIS / DHIS2 Reporting &amp; Data Quality</w:t>
+              <w:t>• Provincial &amp; Ministry of Public Health Stakeholder Coordination</w:t>
             </w:r>
           </w:p>
           <w:p>
@@ -164,56 +164,6 @@
             </w:pPr>
             <w:r>
               <w:t>PROFESSIONAL EXPERIENCE</w:t>
-            </w:r>
-          </w:p>
-          <w:p>
-            <w:pPr>
-              <w:pStyle w:val="JFLabel"/>
-            </w:pPr>
-            <w:r>
-              <w:t>2023-05 – 2025-07</w:t>
-            </w:r>
-          </w:p>
-          <w:p>
-            <w:pPr>
-              <w:pStyle w:val="JFMeta"/>
-            </w:pPr>
-            <w:r>
-              <w:t>Action Against Hunger (ACF-International)</w:t>
-            </w:r>
-          </w:p>
-          <w:p>
-            <w:pPr>
-              <w:pStyle w:val="JFRole"/>
-            </w:pPr>
-            <w:r>
-              <w:t>TFU Medical Doctor &amp; Safeguarding Focal Point</w:t>
-            </w:r>
-          </w:p>
-          <w:p>
-            <w:pPr>
-              <w:pStyle w:val="JFMeta"/>
-            </w:pPr>
-            <w:r>
-              <w:t>Sang-e-Takht TFU, Daikundi</w:t>
-            </w:r>
-          </w:p>
-          <w:p>
-            <w:pPr>
-              <w:pStyle w:val="JFBody"/>
-              <w:ind w:left="202" w:hanging="144"/>
-            </w:pPr>
-            <w:r>
-              <w:t>• Delivered clinical assessment, diagnosis, treatment, and follow-up care for children with SAM applying WHO, IMAM/CMAM, and national clinical protocols.</w:t>
-            </w:r>
-          </w:p>
-          <w:p>
-            <w:pPr>
-              <w:pStyle w:val="JFBody"/>
-              <w:ind w:left="202" w:hanging="144"/>
-            </w:pPr>
-            <w:r>
-              <w:t>• Maintained accurate HMIS records and served as Safeguarding Focal Point supporting PSEA and child protection.</w:t>
             </w:r>
           </w:p>
           <w:p>
@@ -296,6 +246,56 @@
             </w:pPr>
             <w:r>
               <w:t>• Coordinated with Ministry of Public Health representatives, provincial health authorities, and partner organizations.</w:t>
+            </w:r>
+          </w:p>
+          <w:p>
+            <w:pPr>
+              <w:pStyle w:val="JFLabel"/>
+            </w:pPr>
+            <w:r>
+              <w:t>2023-05 – 2025-07</w:t>
+            </w:r>
+          </w:p>
+          <w:p>
+            <w:pPr>
+              <w:pStyle w:val="JFMeta"/>
+            </w:pPr>
+            <w:r>
+              <w:t>Action Against Hunger (ACF-International)</w:t>
+            </w:r>
+          </w:p>
+          <w:p>
+            <w:pPr>
+              <w:pStyle w:val="JFRole"/>
+            </w:pPr>
+            <w:r>
+              <w:t>TFU Medical Doctor &amp; Safeguarding Focal Point</w:t>
+            </w:r>
+          </w:p>
+          <w:p>
+            <w:pPr>
+              <w:pStyle w:val="JFMeta"/>
+            </w:pPr>
+            <w:r>
+              <w:t>Sang-e-Takht TFU, Daikundi</w:t>
+            </w:r>
+          </w:p>
+          <w:p>
+            <w:pPr>
+              <w:pStyle w:val="JFBody"/>
+              <w:ind w:left="202" w:hanging="144"/>
+            </w:pPr>
+            <w:r>
+              <w:t>• Delivered clinical assessment, diagnosis, treatment, and follow-up care for children with SAM applying WHO, IMAM/CMAM, and national clinical protocols.</w:t>
+            </w:r>
+          </w:p>
+          <w:p>
+            <w:pPr>
+              <w:pStyle w:val="JFBody"/>
+              <w:ind w:left="202" w:hanging="144"/>
+            </w:pPr>
+            <w:r>
+              <w:t>• Maintained accurate HMIS records and served as Safeguarding Focal Point supporting PSEA and child protection.</w:t>
             </w:r>
           </w:p>
           <w:p>
@@ -461,6 +461,47 @@
               <w:pStyle w:val="JFLabel"/>
             </w:pPr>
             <w:r>
+              <w:t>2019-05 – 2019-09</w:t>
+            </w:r>
+          </w:p>
+          <w:p>
+            <w:pPr>
+              <w:pStyle w:val="JFMeta"/>
+            </w:pPr>
+            <w:r>
+              <w:t>Trend for a Better Tomorrow (TBT) – NGO</w:t>
+            </w:r>
+          </w:p>
+          <w:p>
+            <w:pPr>
+              <w:pStyle w:val="JFRole"/>
+            </w:pPr>
+            <w:r>
+              <w:t>Administrative and Finance Officer</w:t>
+            </w:r>
+          </w:p>
+          <w:p>
+            <w:pPr>
+              <w:pStyle w:val="JFMeta"/>
+            </w:pPr>
+            <w:r>
+              <w:t>Afghanistan</w:t>
+            </w:r>
+          </w:p>
+          <w:p>
+            <w:pPr>
+              <w:pStyle w:val="JFBody"/>
+              <w:ind w:left="202" w:hanging="144"/>
+            </w:pPr>
+            <w:r>
+              <w:t>• Supported administrative operations, procurement processes, financial documentation, and program logistics.</w:t>
+            </w:r>
+          </w:p>
+          <w:p>
+            <w:pPr>
+              <w:pStyle w:val="JFLabel"/>
+            </w:pPr>
+            <w:r>
               <w:t>2020-12 – 2021-08</w:t>
             </w:r>
           </w:p>
@@ -495,47 +536,6 @@
             </w:pPr>
             <w:r>
               <w:t>• Supported communication and coordination between provincial government departments, NGOs, communities, and development partners.</w:t>
-            </w:r>
-          </w:p>
-          <w:p>
-            <w:pPr>
-              <w:pStyle w:val="JFLabel"/>
-            </w:pPr>
-            <w:r>
-              <w:t>2019-05 – 2019-09</w:t>
-            </w:r>
-          </w:p>
-          <w:p>
-            <w:pPr>
-              <w:pStyle w:val="JFMeta"/>
-            </w:pPr>
-            <w:r>
-              <w:t>Trend for a Better Tomorrow (TBT) – NGO</w:t>
-            </w:r>
-          </w:p>
-          <w:p>
-            <w:pPr>
-              <w:pStyle w:val="JFRole"/>
-            </w:pPr>
-            <w:r>
-              <w:t>Administrative and Finance Officer</w:t>
-            </w:r>
-          </w:p>
-          <w:p>
-            <w:pPr>
-              <w:pStyle w:val="JFMeta"/>
-            </w:pPr>
-            <w:r>
-              <w:t>Afghanistan</w:t>
-            </w:r>
-          </w:p>
-          <w:p>
-            <w:pPr>
-              <w:pStyle w:val="JFBody"/>
-              <w:ind w:left="202" w:hanging="144"/>
-            </w:pPr>
-            <w:r>
-              <w:t>• Supported administrative operations, procurement processes, financial documentation, and program logistics.</w:t>
             </w:r>
           </w:p>
           <w:p>
